--- a/docassemble/CivilDocketingStatement/data/templates/civil_docketing_statement_word.docx
+++ b/docassemble/CivilDocketingStatement/data/templates/civil_docketing_statement_word.docx
@@ -635,7 +635,10 @@
       </w:pPr>
       <w:r>
         <w:lastRenderedPageBreak/>
-        <w:t>MASSACHUSETTS APPEALS COURT CIVIL DOCKETING STATEMENT</w:t>
+        <w:t>MASSACHUSETTS APPEALS COURT</w:t>
+      </w:r>
+      <w:r>
+        <w:t xml:space="preserve"> CIVIL DOCKETING STATEMENT</w:t>
       </w:r>
     </w:p>
     <w:p>
@@ -645,6 +648,18 @@
           <w:b/>
           <w:sz w:val="20"/>
         </w:rPr>
+      </w:pPr>
+    </w:p>
+    <w:p>
+      <w:pPr>
+        <w:rPr>
+          <w:sz w:val="20"/>
+        </w:rPr>
+        <w:sectPr>
+          <w:pgSz w:w="12240" w:h="15840"/>
+          <w:pgMar w:top="460" w:right="280" w:bottom="580" w:left="420" w:header="0" w:footer="386" w:gutter="0"/>
+          <w:cols w:space="720"/>
+        </w:sectPr>
       </w:pPr>
       <w:r>
         <w:rPr>
@@ -655,13 +670,13 @@
         <mc:AlternateContent>
           <mc:Choice Requires="wps">
             <w:drawing>
-              <wp:anchor distT="0" distB="0" distL="114300" distR="114300" simplePos="0" relativeHeight="251688960" behindDoc="0" locked="0" layoutInCell="1" allowOverlap="1" wp14:anchorId="596F7D42" wp14:editId="6E863184">
+              <wp:anchor distT="0" distB="0" distL="114300" distR="114300" simplePos="0" relativeHeight="251688960" behindDoc="0" locked="0" layoutInCell="1" allowOverlap="1" wp14:anchorId="596F7D42" wp14:editId="7D2797B1">
                 <wp:simplePos x="0" y="0"/>
                 <wp:positionH relativeFrom="column">
-                  <wp:posOffset>5138780</wp:posOffset>
+                  <wp:posOffset>5138420</wp:posOffset>
                 </wp:positionH>
                 <wp:positionV relativeFrom="paragraph">
-                  <wp:posOffset>188578</wp:posOffset>
+                  <wp:posOffset>180284</wp:posOffset>
                 </wp:positionV>
                 <wp:extent cx="1849794" cy="274826"/>
                 <wp:effectExtent l="0" t="0" r="4445" b="5080"/>
@@ -730,7 +745,7 @@
                 <v:stroke joinstyle="miter"/>
                 <v:path gradientshapeok="t" o:connecttype="rect"/>
               </v:shapetype>
-              <v:shape id="Text Box 41" o:spid="_x0000_s1026" type="#_x0000_t202" style="position:absolute;margin-left:404.65pt;margin-top:14.85pt;width:145.65pt;height:21.65pt;z-index:251688960;visibility:visible;mso-wrap-style:square;mso-height-percent:0;mso-wrap-distance-left:9pt;mso-wrap-distance-top:0;mso-wrap-distance-right:9pt;mso-wrap-distance-bottom:0;mso-position-horizontal:absolute;mso-position-horizontal-relative:text;mso-position-vertical:absolute;mso-position-vertical-relative:text;mso-height-percent:0;mso-height-relative:margin;v-text-anchor:top" o:gfxdata="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" fillcolor="white [3201]" stroked="f" strokeweight=".5pt">
+              <v:shape id="Text Box 41" o:spid="_x0000_s1026" type="#_x0000_t202" style="position:absolute;margin-left:404.6pt;margin-top:14.2pt;width:145.65pt;height:21.65pt;z-index:251688960;visibility:visible;mso-wrap-style:square;mso-height-percent:0;mso-wrap-distance-left:9pt;mso-wrap-distance-top:0;mso-wrap-distance-right:9pt;mso-wrap-distance-bottom:0;mso-position-horizontal:absolute;mso-position-horizontal-relative:text;mso-position-vertical:absolute;mso-position-vertical-relative:text;mso-height-percent:0;mso-height-relative:margin;v-text-anchor:top" o:gfxdata="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" fillcolor="white [3201]" stroked="f" strokeweight=".5pt">
                 <v:textbox>
                   <w:txbxContent>
                     <w:p>
@@ -758,18 +773,41 @@
           </mc:Fallback>
         </mc:AlternateContent>
       </w:r>
-    </w:p>
-    <w:p>
-      <w:pPr>
-        <w:rPr>
-          <w:sz w:val="20"/>
-        </w:rPr>
-        <w:sectPr>
-          <w:pgSz w:w="12240" w:h="15840"/>
-          <w:pgMar w:top="460" w:right="280" w:bottom="580" w:left="420" w:header="0" w:footer="386" w:gutter="0"/>
-          <w:cols w:space="720"/>
-        </w:sectPr>
-      </w:pPr>
+      <w:r>
+        <w:rPr>
+          <w:sz w:val="20"/>
+        </w:rPr>
+        <w:t xml:space="preserve">{% if </w:t>
+      </w:r>
+      <w:proofErr w:type="spellStart"/>
+      <w:r>
+        <w:rPr>
+          <w:sz w:val="20"/>
+        </w:rPr>
+        <w:t>record_impounded</w:t>
+      </w:r>
+      <w:proofErr w:type="spellEnd"/>
+      <w:r>
+        <w:rPr>
+          <w:sz w:val="20"/>
+        </w:rPr>
+        <w:t xml:space="preserve"> %}</w:t>
+      </w:r>
+      <w:r>
+        <w:rPr>
+          <w:b/>
+          <w:bCs/>
+          <w:color w:val="FF0000"/>
+          <w:sz w:val="20"/>
+        </w:rPr>
+        <w:t>This appeal may contain impounded information</w:t>
+      </w:r>
+      <w:r>
+        <w:rPr>
+          <w:sz w:val="20"/>
+        </w:rPr>
+        <w:t>{% endif %}</w:t>
+      </w:r>
     </w:p>
     <w:p>
       <w:pPr>
@@ -4783,31 +4821,6 @@
         <w:rPr>
           <w:sz w:val="20"/>
         </w:rPr>
-      </w:pPr>
-      <w:r>
-        <w:br w:type="column"/>
-      </w:r>
-      <w:r>
-        <w:rPr>
-          <w:sz w:val="20"/>
-        </w:rPr>
-        <w:t xml:space="preserve">Role </w:t>
-      </w:r>
-      <w:proofErr w:type="spellStart"/>
-      <w:r>
-        <w:rPr>
-          <w:sz w:val="20"/>
-        </w:rPr>
-        <w:t>Role</w:t>
-      </w:r>
-      <w:proofErr w:type="spellEnd"/>
-    </w:p>
-    <w:p>
-      <w:pPr>
-        <w:spacing w:line="564" w:lineRule="auto"/>
-        <w:rPr>
-          <w:sz w:val="20"/>
-        </w:rPr>
         <w:sectPr>
           <w:type w:val="continuous"/>
           <w:pgSz w:w="12240" w:h="15840"/>
@@ -4818,6 +4831,29 @@
           </w:cols>
         </w:sectPr>
       </w:pPr>
+      <w:r>
+        <w:br w:type="column"/>
+      </w:r>
+      <w:r>
+        <w:rPr>
+          <w:sz w:val="20"/>
+        </w:rPr>
+        <w:t xml:space="preserve">Role </w:t>
+      </w:r>
+      <w:proofErr w:type="spellStart"/>
+      <w:r>
+        <w:rPr>
+          <w:sz w:val="20"/>
+        </w:rPr>
+        <w:t>Rol</w:t>
+      </w:r>
+      <w:r>
+        <w:rPr>
+          <w:sz w:val="20"/>
+        </w:rPr>
+        <w:t>e</w:t>
+      </w:r>
+      <w:proofErr w:type="spellEnd"/>
     </w:p>
     <w:p>
       <w:pPr>
@@ -4831,8 +4867,7 @@
           <w:tab w:val="left" w:pos="9943"/>
           <w:tab w:val="left" w:pos="10663"/>
         </w:tabs>
-        <w:spacing w:before="0" w:line="191" w:lineRule="exact"/>
-        <w:ind w:left="348" w:hanging="201"/>
+        <w:spacing w:line="191" w:lineRule="exact"/>
         <w:rPr>
           <w:sz w:val="20"/>
         </w:rPr>
@@ -4993,18 +5028,10 @@
     </w:p>
     <w:p>
       <w:pPr>
-        <w:pStyle w:val="BodyText"/>
-        <w:spacing w:before="10"/>
-        <w:rPr>
-          <w:sz w:val="17"/>
-        </w:rPr>
-      </w:pPr>
-    </w:p>
-    <w:p>
-      <w:pPr>
         <w:spacing w:line="249" w:lineRule="auto"/>
-        <w:ind w:left="196" w:right="398"/>
-        <w:rPr>
+        <w:ind w:right="398"/>
+        <w:rPr>
+          <w:noProof/>
           <w:sz w:val="20"/>
         </w:rPr>
       </w:pPr>
@@ -5042,11 +5069,18 @@
         </w:rPr>
         <w:t xml:space="preserve"> is impounded, specify which documents are impounded and the authority for impoundment, e.g. court order, statute:</w:t>
       </w:r>
-    </w:p>
-    <w:p>
-      <w:pPr>
-        <w:pStyle w:val="BodyText"/>
-        <w:ind w:left="171"/>
+      <w:r>
+        <w:rPr>
+          <w:noProof/>
+          <w:sz w:val="20"/>
+        </w:rPr>
+        <w:t xml:space="preserve"> </w:t>
+      </w:r>
+    </w:p>
+    <w:p>
+      <w:pPr>
+        <w:spacing w:line="249" w:lineRule="auto"/>
+        <w:ind w:right="398"/>
         <w:rPr>
           <w:sz w:val="20"/>
         </w:rPr>
@@ -5059,16 +5093,229 @@
         <mc:AlternateContent>
           <mc:Choice Requires="wps">
             <w:drawing>
-              <wp:anchor distT="0" distB="0" distL="114300" distR="114300" simplePos="0" relativeHeight="251702272" behindDoc="0" locked="0" layoutInCell="1" allowOverlap="1" wp14:anchorId="6040780D" wp14:editId="0A9696B1">
+              <wp:anchor distT="0" distB="0" distL="114300" distR="114300" simplePos="0" relativeHeight="251712512" behindDoc="0" locked="0" layoutInCell="1" allowOverlap="1" wp14:anchorId="5043EEC3" wp14:editId="42F213B9">
                 <wp:simplePos x="0" y="0"/>
                 <wp:positionH relativeFrom="column">
-                  <wp:posOffset>170270</wp:posOffset>
+                  <wp:posOffset>117764</wp:posOffset>
                 </wp:positionH>
                 <wp:positionV relativeFrom="paragraph">
-                  <wp:posOffset>66383</wp:posOffset>
+                  <wp:posOffset>27710</wp:posOffset>
                 </wp:positionV>
-                <wp:extent cx="6905529" cy="477430"/>
-                <wp:effectExtent l="0" t="0" r="3810" b="5715"/>
+                <wp:extent cx="7117484" cy="457200"/>
+                <wp:effectExtent l="0" t="0" r="7620" b="12700"/>
+                <wp:wrapNone/>
+                <wp:docPr id="784185103" name="Text Box 46"/>
+                <wp:cNvGraphicFramePr/>
+                <a:graphic xmlns:a="http://schemas.openxmlformats.org/drawingml/2006/main">
+                  <a:graphicData uri="http://schemas.microsoft.com/office/word/2010/wordprocessingShape">
+                    <wps:wsp>
+                      <wps:cNvSpPr txBox="1"/>
+                      <wps:spPr>
+                        <a:xfrm>
+                          <a:off x="0" y="0"/>
+                          <a:ext cx="7117484" cy="457200"/>
+                        </a:xfrm>
+                        <a:prstGeom prst="rect">
+                          <a:avLst/>
+                        </a:prstGeom>
+                        <a:solidFill>
+                          <a:schemeClr val="lt1"/>
+                        </a:solidFill>
+                        <a:ln w="6350">
+                          <a:solidFill>
+                            <a:prstClr val="black"/>
+                          </a:solidFill>
+                        </a:ln>
+                      </wps:spPr>
+                      <wps:txbx>
+                        <w:txbxContent>
+                          <w:p>
+                            <w:r>
+                              <w:t xml:space="preserve">{% if </w:t>
+                            </w:r>
+                            <w:proofErr w:type="spellStart"/>
+                            <w:r>
+                              <w:t>record_impounded</w:t>
+                            </w:r>
+                            <w:proofErr w:type="spellEnd"/>
+                            <w:r>
+                              <w:t xml:space="preserve"> %}</w:t>
+                            </w:r>
+                          </w:p>
+                          <w:p>
+                            <w:proofErr w:type="gramStart"/>
+                            <w:r>
+                              <w:t xml:space="preserve">{{ </w:t>
+                            </w:r>
+                            <w:proofErr w:type="spellStart"/>
+                            <w:r>
+                              <w:t>impoundment</w:t>
+                            </w:r>
+                            <w:proofErr w:type="gramEnd"/>
+                            <w:r>
+                              <w:t>_documents</w:t>
+                            </w:r>
+                            <w:proofErr w:type="spellEnd"/>
+                            <w:r>
+                              <w:t xml:space="preserve"> }}; {{ "; ".join(</w:t>
+                            </w:r>
+                            <w:proofErr w:type="spellStart"/>
+                            <w:r>
+                              <w:t>impoundment_details.true_values</w:t>
+                            </w:r>
+                            <w:proofErr w:type="spellEnd"/>
+                            <w:r>
+                              <w:t>()) }}</w:t>
+                            </w:r>
+                          </w:p>
+                          <w:p>
+                            <w:r>
+                              <w:t>{% else %}</w:t>
+                            </w:r>
+                          </w:p>
+                          <w:p>
+                            <w:r>
+                              <w:t>N/A; N/A</w:t>
+                            </w:r>
+                          </w:p>
+                          <w:p>
+                            <w:r>
+                              <w:t>{</w:t>
+                            </w:r>
+                            <w:proofErr w:type="gramStart"/>
+                            <w:r>
+                              <w:t>%  endif</w:t>
+                            </w:r>
+                            <w:proofErr w:type="gramEnd"/>
+                            <w:r>
+                              <w:t xml:space="preserve"> %}</w:t>
+                            </w:r>
+                          </w:p>
+                        </w:txbxContent>
+                      </wps:txbx>
+                      <wps:bodyPr rot="0" spcFirstLastPara="0" vertOverflow="overflow" horzOverflow="overflow" vert="horz" wrap="square" lIns="91440" tIns="45720" rIns="91440" bIns="45720" numCol="1" spcCol="0" rtlCol="0" fromWordArt="0" anchor="t" anchorCtr="0" forceAA="0" compatLnSpc="1">
+                        <a:prstTxWarp prst="textNoShape">
+                          <a:avLst/>
+                        </a:prstTxWarp>
+                        <a:noAutofit/>
+                      </wps:bodyPr>
+                    </wps:wsp>
+                  </a:graphicData>
+                </a:graphic>
+                <wp14:sizeRelH relativeFrom="margin">
+                  <wp14:pctWidth>0</wp14:pctWidth>
+                </wp14:sizeRelH>
+                <wp14:sizeRelV relativeFrom="margin">
+                  <wp14:pctHeight>0</wp14:pctHeight>
+                </wp14:sizeRelV>
+              </wp:anchor>
+            </w:drawing>
+          </mc:Choice>
+          <mc:Fallback>
+            <w:pict>
+              <v:shapetype w14:anchorId="5043EEC3" id="_x0000_t202" coordsize="21600,21600" o:spt="202" path="m,l,21600r21600,l21600,xe">
+                <v:stroke joinstyle="miter"/>
+                <v:path gradientshapeok="t" o:connecttype="rect"/>
+              </v:shapetype>
+              <v:shape id="_x0000_s1037" type="#_x0000_t202" style="position:absolute;margin-left:9.25pt;margin-top:2.2pt;width:560.45pt;height:36pt;z-index:251712512;visibility:visible;mso-wrap-style:square;mso-width-percent:0;mso-height-percent:0;mso-wrap-distance-left:9pt;mso-wrap-distance-top:0;mso-wrap-distance-right:9pt;mso-wrap-distance-bottom:0;mso-position-horizontal:absolute;mso-position-horizontal-relative:text;mso-position-vertical:absolute;mso-position-vertical-relative:text;mso-width-percent:0;mso-height-percent:0;mso-width-relative:margin;mso-height-relative:margin;v-text-anchor:top" o:gfxdata="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" fillcolor="white [3201]" strokeweight=".5pt">
+                <v:textbox>
+                  <w:txbxContent>
+                    <w:p>
+                      <w:r>
+                        <w:t xml:space="preserve">{% if </w:t>
+                      </w:r>
+                      <w:proofErr w:type="spellStart"/>
+                      <w:r>
+                        <w:t>record_impounded</w:t>
+                      </w:r>
+                      <w:proofErr w:type="spellEnd"/>
+                      <w:r>
+                        <w:t xml:space="preserve"> %}</w:t>
+                      </w:r>
+                    </w:p>
+                    <w:p>
+                      <w:proofErr w:type="gramStart"/>
+                      <w:r>
+                        <w:t xml:space="preserve">{{ </w:t>
+                      </w:r>
+                      <w:proofErr w:type="spellStart"/>
+                      <w:r>
+                        <w:t>impoundment</w:t>
+                      </w:r>
+                      <w:proofErr w:type="gramEnd"/>
+                      <w:r>
+                        <w:t>_documents</w:t>
+                      </w:r>
+                      <w:proofErr w:type="spellEnd"/>
+                      <w:r>
+                        <w:t xml:space="preserve"> }}; {{ "; ".join(</w:t>
+                      </w:r>
+                      <w:proofErr w:type="spellStart"/>
+                      <w:r>
+                        <w:t>impoundment_details.true_values</w:t>
+                      </w:r>
+                      <w:proofErr w:type="spellEnd"/>
+                      <w:r>
+                        <w:t>()) }}</w:t>
+                      </w:r>
+                    </w:p>
+                    <w:p>
+                      <w:r>
+                        <w:t>{% else %}</w:t>
+                      </w:r>
+                    </w:p>
+                    <w:p>
+                      <w:r>
+                        <w:t>N/A; N/A</w:t>
+                      </w:r>
+                    </w:p>
+                    <w:p>
+                      <w:r>
+                        <w:t>{</w:t>
+                      </w:r>
+                      <w:proofErr w:type="gramStart"/>
+                      <w:r>
+                        <w:t>%  endif</w:t>
+                      </w:r>
+                      <w:proofErr w:type="gramEnd"/>
+                      <w:r>
+                        <w:t xml:space="preserve"> %}</w:t>
+                      </w:r>
+                    </w:p>
+                  </w:txbxContent>
+                </v:textbox>
+              </v:shape>
+            </w:pict>
+          </mc:Fallback>
+        </mc:AlternateContent>
+      </w:r>
+    </w:p>
+    <w:p>
+      <w:pPr>
+        <w:pStyle w:val="BodyText"/>
+        <w:ind w:left="171"/>
+        <w:rPr>
+          <w:sz w:val="20"/>
+        </w:rPr>
+      </w:pPr>
+      <w:r>
+        <w:rPr>
+          <w:noProof/>
+          <w:sz w:val="20"/>
+        </w:rPr>
+        <mc:AlternateContent>
+          <mc:Choice Requires="wps">
+            <w:drawing>
+              <wp:anchor distT="0" distB="0" distL="114300" distR="114300" simplePos="0" relativeHeight="251702272" behindDoc="0" locked="0" layoutInCell="1" allowOverlap="1" wp14:anchorId="6040780D" wp14:editId="7F0AA6A0">
+                <wp:simplePos x="0" y="0"/>
+                <wp:positionH relativeFrom="column">
+                  <wp:posOffset>220230</wp:posOffset>
+                </wp:positionH>
+                <wp:positionV relativeFrom="paragraph">
+                  <wp:posOffset>1274560</wp:posOffset>
+                </wp:positionV>
+                <wp:extent cx="6905529" cy="1392382"/>
+                <wp:effectExtent l="0" t="0" r="3810" b="5080"/>
                 <wp:wrapNone/>
                 <wp:docPr id="1510472096" name="Text Box 49"/>
                 <wp:cNvGraphicFramePr/>
@@ -5079,7 +5326,7 @@
                       <wps:spPr>
                         <a:xfrm>
                           <a:off x="0" y="0"/>
-                          <a:ext cx="6905529" cy="477430"/>
+                          <a:ext cx="6905529" cy="1392382"/>
                         </a:xfrm>
                         <a:prstGeom prst="rect">
                           <a:avLst/>
@@ -5093,32 +5340,7 @@
                       </wps:spPr>
                       <wps:txbx>
                         <w:txbxContent>
-                          <w:p>
-                            <w:proofErr w:type="gramStart"/>
-                            <w:r>
-                              <w:t xml:space="preserve">{{ </w:t>
-                            </w:r>
-                            <w:proofErr w:type="spellStart"/>
-                            <w:r>
-                              <w:t>impoundment</w:t>
-                            </w:r>
-                            <w:proofErr w:type="gramEnd"/>
-                            <w:r>
-                              <w:t>_details</w:t>
-                            </w:r>
-                            <w:proofErr w:type="spellEnd"/>
-                            <w:r>
-                              <w:t xml:space="preserve"> if </w:t>
-                            </w:r>
-                            <w:proofErr w:type="spellStart"/>
-                            <w:r>
-                              <w:t>record_impounded</w:t>
-                            </w:r>
-                            <w:proofErr w:type="spellEnd"/>
-                            <w:r>
-                              <w:t xml:space="preserve"> else "N/A" }}</w:t>
-                            </w:r>
-                          </w:p>
+                          <w:p/>
                         </w:txbxContent>
                       </wps:txbx>
                       <wps:bodyPr rot="0" spcFirstLastPara="0" vertOverflow="overflow" horzOverflow="overflow" vert="horz" wrap="square" lIns="91440" tIns="45720" rIns="91440" bIns="45720" numCol="1" spcCol="0" rtlCol="0" fromWordArt="0" anchor="t" anchorCtr="0" forceAA="0" compatLnSpc="1">
@@ -5130,125 +5352,21 @@
                     </wps:wsp>
                   </a:graphicData>
                 </a:graphic>
+                <wp14:sizeRelV relativeFrom="margin">
+                  <wp14:pctHeight>0</wp14:pctHeight>
+                </wp14:sizeRelV>
               </wp:anchor>
             </w:drawing>
           </mc:Choice>
           <mc:Fallback>
             <w:pict>
-              <v:shape w14:anchorId="6040780D" id="_x0000_s1037" type="#_x0000_t202" style="position:absolute;left:0;text-align:left;margin-left:13.4pt;margin-top:5.25pt;width:543.75pt;height:37.6pt;z-index:251702272;visibility:visible;mso-wrap-style:square;mso-wrap-distance-left:9pt;mso-wrap-distance-top:0;mso-wrap-distance-right:9pt;mso-wrap-distance-bottom:0;mso-position-horizontal:absolute;mso-position-horizontal-relative:text;mso-position-vertical:absolute;mso-position-vertical-relative:text;v-text-anchor:top" o:gfxdata="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" fillcolor="white [3201]" stroked="f" strokeweight=".5pt">
+              <v:shape w14:anchorId="6040780D" id="_x0000_s1038" type="#_x0000_t202" style="position:absolute;left:0;text-align:left;margin-left:17.35pt;margin-top:100.35pt;width:543.75pt;height:109.65pt;z-index:251702272;visibility:visible;mso-wrap-style:square;mso-height-percent:0;mso-wrap-distance-left:9pt;mso-wrap-distance-top:0;mso-wrap-distance-right:9pt;mso-wrap-distance-bottom:0;mso-position-horizontal:absolute;mso-position-horizontal-relative:text;mso-position-vertical:absolute;mso-position-vertical-relative:text;mso-height-percent:0;mso-height-relative:margin;v-text-anchor:top" o:gfxdata="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" fillcolor="white [3201]" stroked="f" strokeweight=".5pt">
                 <v:textbox>
                   <w:txbxContent>
-                    <w:p>
-                      <w:proofErr w:type="gramStart"/>
-                      <w:r>
-                        <w:t xml:space="preserve">{{ </w:t>
-                      </w:r>
-                      <w:proofErr w:type="spellStart"/>
-                      <w:r>
-                        <w:t>impoundment</w:t>
-                      </w:r>
-                      <w:proofErr w:type="gramEnd"/>
-                      <w:r>
-                        <w:t>_details</w:t>
-                      </w:r>
-                      <w:proofErr w:type="spellEnd"/>
-                      <w:r>
-                        <w:t xml:space="preserve"> if </w:t>
-                      </w:r>
-                      <w:proofErr w:type="spellStart"/>
-                      <w:r>
-                        <w:t>record_impounded</w:t>
-                      </w:r>
-                      <w:proofErr w:type="spellEnd"/>
-                      <w:r>
-                        <w:t xml:space="preserve"> else "N/A" }}</w:t>
-                      </w:r>
-                    </w:p>
+                    <w:p/>
                   </w:txbxContent>
                 </v:textbox>
               </v:shape>
-            </w:pict>
-          </mc:Fallback>
-        </mc:AlternateContent>
-      </w:r>
-      <w:r>
-        <w:rPr>
-          <w:noProof/>
-          <w:sz w:val="20"/>
-        </w:rPr>
-        <mc:AlternateContent>
-          <mc:Choice Requires="wpg">
-            <w:drawing>
-              <wp:inline distT="0" distB="0" distL="0" distR="0" wp14:anchorId="0700A3B2" wp14:editId="6E1D3142">
-                <wp:extent cx="7021195" cy="598811"/>
-                <wp:effectExtent l="0" t="0" r="14605" b="10795"/>
-                <wp:docPr id="1540934994" name="Group 31"/>
-                <wp:cNvGraphicFramePr>
-                  <a:graphicFrameLocks xmlns:a="http://schemas.openxmlformats.org/drawingml/2006/main"/>
-                </wp:cNvGraphicFramePr>
-                <a:graphic xmlns:a="http://schemas.openxmlformats.org/drawingml/2006/main">
-                  <a:graphicData uri="http://schemas.microsoft.com/office/word/2010/wordprocessingGroup">
-                    <wpg:wgp>
-                      <wpg:cNvGrpSpPr>
-                        <a:grpSpLocks/>
-                      </wpg:cNvGrpSpPr>
-                      <wpg:grpSpPr bwMode="auto">
-                        <a:xfrm>
-                          <a:off x="0" y="0"/>
-                          <a:ext cx="7021195" cy="598811"/>
-                          <a:chOff x="0" y="0"/>
-                          <a:chExt cx="11057" cy="2559"/>
-                        </a:xfrm>
-                      </wpg:grpSpPr>
-                      <wps:wsp>
-                        <wps:cNvPr id="834019772" name="Rectangle 32"/>
-                        <wps:cNvSpPr>
-                          <a:spLocks noChangeArrowheads="1"/>
-                        </wps:cNvSpPr>
-                        <wps:spPr bwMode="auto">
-                          <a:xfrm>
-                            <a:off x="5" y="5"/>
-                            <a:ext cx="11047" cy="2549"/>
-                          </a:xfrm>
-                          <a:prstGeom prst="rect">
-                            <a:avLst/>
-                          </a:prstGeom>
-                          <a:noFill/>
-                          <a:ln w="6350">
-                            <a:solidFill>
-                              <a:srgbClr val="000000"/>
-                            </a:solidFill>
-                            <a:prstDash val="solid"/>
-                            <a:miter lim="800000"/>
-                            <a:headEnd/>
-                            <a:tailEnd/>
-                          </a:ln>
-                          <a:extLst>
-                            <a:ext uri="{909E8E84-426E-40DD-AFC4-6F175D3DCCD1}">
-                              <a14:hiddenFill xmlns:a14="http://schemas.microsoft.com/office/drawing/2010/main">
-                                <a:solidFill>
-                                  <a:srgbClr val="FFFFFF"/>
-                                </a:solidFill>
-                              </a14:hiddenFill>
-                            </a:ext>
-                          </a:extLst>
-                        </wps:spPr>
-                        <wps:bodyPr rot="0" vert="horz" wrap="square" lIns="91440" tIns="45720" rIns="91440" bIns="45720" anchor="t" anchorCtr="0" upright="1">
-                          <a:noAutofit/>
-                        </wps:bodyPr>
-                      </wps:wsp>
-                    </wpg:wgp>
-                  </a:graphicData>
-                </a:graphic>
-              </wp:inline>
-            </w:drawing>
-          </mc:Choice>
-          <mc:Fallback>
-            <w:pict>
-              <v:group w14:anchorId="69A2753E" id="Group 31" o:spid="_x0000_s1026" style="width:552.85pt;height:47.15pt;mso-position-horizontal-relative:char;mso-position-vertical-relative:line" coordsize="11057,2559" o:gfxdata="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">
-                <v:rect id="Rectangle 32" o:spid="_x0000_s1027" style="position:absolute;left:5;top:5;width:11047;height:2549;visibility:visible;mso-wrap-style:square;v-text-anchor:top" o:gfxdata="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" filled="f" strokeweight=".5pt"/>
-                <w10:anchorlock/>
-              </v:group>
             </w:pict>
           </mc:Fallback>
         </mc:AlternateContent>
@@ -7798,7 +7916,6 @@
     </w:p>
     <w:p>
       <w:pPr>
-        <w:ind w:left="148"/>
         <w:rPr>
           <w:sz w:val="20"/>
         </w:rPr>
@@ -7833,290 +7950,646 @@
     </w:p>
     <w:p>
       <w:pPr>
+        <w:jc w:val="center"/>
+        <w:rPr>
+          <w:sz w:val="20"/>
+        </w:rPr>
+      </w:pPr>
+      <w:r>
+        <w:rPr>
+          <w:noProof/>
+          <w:sz w:val="20"/>
+        </w:rPr>
+        <mc:AlternateContent>
+          <mc:Choice Requires="wps">
+            <w:drawing>
+              <wp:anchor distT="0" distB="0" distL="114300" distR="114300" simplePos="0" relativeHeight="251710464" behindDoc="0" locked="0" layoutInCell="1" allowOverlap="1" wp14:anchorId="46E83559" wp14:editId="0B407FC1">
+                <wp:simplePos x="0" y="0"/>
+                <wp:positionH relativeFrom="column">
+                  <wp:posOffset>4139045</wp:posOffset>
+                </wp:positionH>
+                <wp:positionV relativeFrom="paragraph">
+                  <wp:posOffset>19050</wp:posOffset>
+                </wp:positionV>
+                <wp:extent cx="3231573" cy="270164"/>
+                <wp:effectExtent l="0" t="0" r="0" b="0"/>
+                <wp:wrapNone/>
+                <wp:docPr id="426391945" name="Text Box 44"/>
+                <wp:cNvGraphicFramePr/>
+                <a:graphic xmlns:a="http://schemas.openxmlformats.org/drawingml/2006/main">
+                  <a:graphicData uri="http://schemas.microsoft.com/office/word/2010/wordprocessingShape">
+                    <wps:wsp>
+                      <wps:cNvSpPr txBox="1"/>
+                      <wps:spPr>
+                        <a:xfrm>
+                          <a:off x="0" y="0"/>
+                          <a:ext cx="3231573" cy="270164"/>
+                        </a:xfrm>
+                        <a:prstGeom prst="rect">
+                          <a:avLst/>
+                        </a:prstGeom>
+                        <a:solidFill>
+                          <a:schemeClr val="lt1"/>
+                        </a:solidFill>
+                        <a:ln w="6350">
+                          <a:noFill/>
+                        </a:ln>
+                      </wps:spPr>
+                      <wps:txbx>
+                        <w:txbxContent>
+                          <w:p>
+                            <w:proofErr w:type="gramStart"/>
+                            <w:r>
+                              <w:rPr>
+                                <w:sz w:val="20"/>
+                              </w:rPr>
+                              <w:t>{{ "</w:t>
+                            </w:r>
+                            <w:proofErr w:type="gramEnd"/>
+                            <w:r>
+                              <w:rPr>
+                                <w:rFonts w:ascii="Segoe UI Symbol" w:hAnsi="Segoe UI Symbol" w:cs="Segoe UI Symbol"/>
+                                <w:sz w:val="20"/>
+                              </w:rPr>
+                              <w:t>☒</w:t>
+                            </w:r>
+                            <w:r>
+                              <w:rPr>
+                                <w:sz w:val="20"/>
+                              </w:rPr>
+                              <w:t xml:space="preserve">" if </w:t>
+                            </w:r>
+                            <w:proofErr w:type="spellStart"/>
+                            <w:r>
+                              <w:rPr>
+                                <w:sz w:val="20"/>
+                              </w:rPr>
+                              <w:t>related_appeals_parties</w:t>
+                            </w:r>
+                            <w:proofErr w:type="spellEnd"/>
+                            <w:r>
+                              <w:rPr>
+                                <w:sz w:val="20"/>
+                              </w:rPr>
+                              <w:t xml:space="preserve"> else "</w:t>
+                            </w:r>
+                            <w:r>
+                              <w:rPr>
+                                <w:rFonts w:ascii="Segoe UI Symbol" w:hAnsi="Segoe UI Symbol" w:cs="Segoe UI Symbol"/>
+                                <w:sz w:val="20"/>
+                              </w:rPr>
+                              <w:t>☐</w:t>
+                            </w:r>
+                            <w:r>
+                              <w:rPr>
+                                <w:sz w:val="20"/>
+                              </w:rPr>
+                              <w:t>" }} Yes     {{ "</w:t>
+                            </w:r>
+                            <w:r>
+                              <w:rPr>
+                                <w:rFonts w:ascii="Segoe UI Symbol" w:hAnsi="Segoe UI Symbol" w:cs="Segoe UI Symbol"/>
+                                <w:sz w:val="20"/>
+                              </w:rPr>
+                              <w:t>☐</w:t>
+                            </w:r>
+                            <w:r>
+                              <w:rPr>
+                                <w:sz w:val="20"/>
+                              </w:rPr>
+                              <w:t>" if</w:t>
+                            </w:r>
+                            <w:r>
+                              <w:rPr>
+                                <w:sz w:val="20"/>
+                              </w:rPr>
+                              <w:t xml:space="preserve"> </w:t>
+                            </w:r>
+                            <w:proofErr w:type="spellStart"/>
+                            <w:r>
+                              <w:rPr>
+                                <w:sz w:val="20"/>
+                              </w:rPr>
+                              <w:t>related_appeals_parties</w:t>
+                            </w:r>
+                            <w:proofErr w:type="spellEnd"/>
+                            <w:r>
+                              <w:rPr>
+                                <w:sz w:val="20"/>
+                              </w:rPr>
+                              <w:t xml:space="preserve"> else "</w:t>
+                            </w:r>
+                            <w:r>
+                              <w:rPr>
+                                <w:rFonts w:ascii="Segoe UI Symbol" w:hAnsi="Segoe UI Symbol" w:cs="Segoe UI Symbol"/>
+                                <w:sz w:val="20"/>
+                              </w:rPr>
+                              <w:t>☒</w:t>
+                            </w:r>
+                            <w:r>
+                              <w:rPr>
+                                <w:sz w:val="20"/>
+                              </w:rPr>
+                              <w:t>" }} No</w:t>
+                            </w:r>
+                          </w:p>
+                        </w:txbxContent>
+                      </wps:txbx>
+                      <wps:bodyPr rot="0" spcFirstLastPara="0" vertOverflow="overflow" horzOverflow="overflow" vert="horz" wrap="square" lIns="91440" tIns="45720" rIns="91440" bIns="45720" numCol="1" spcCol="0" rtlCol="0" fromWordArt="0" anchor="t" anchorCtr="0" forceAA="0" compatLnSpc="1">
+                        <a:prstTxWarp prst="textNoShape">
+                          <a:avLst/>
+                        </a:prstTxWarp>
+                        <a:noAutofit/>
+                      </wps:bodyPr>
+                    </wps:wsp>
+                  </a:graphicData>
+                </a:graphic>
+              </wp:anchor>
+            </w:drawing>
+          </mc:Choice>
+          <mc:Fallback>
+            <w:pict>
+              <v:shape w14:anchorId="46E83559" id="_x0000_s1044" type="#_x0000_t202" style="position:absolute;left:0;text-align:left;margin-left:325.9pt;margin-top:1.5pt;width:254.45pt;height:21.25pt;z-index:251710464;visibility:visible;mso-wrap-style:square;mso-wrap-distance-left:9pt;mso-wrap-distance-top:0;mso-wrap-distance-right:9pt;mso-wrap-distance-bottom:0;mso-position-horizontal:absolute;mso-position-horizontal-relative:text;mso-position-vertical:absolute;mso-position-vertical-relative:text;v-text-anchor:top" o:gfxdata="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" fillcolor="white [3201]" stroked="f" strokeweight=".5pt">
+                <v:textbox>
+                  <w:txbxContent>
+                    <w:p>
+                      <w:proofErr w:type="gramStart"/>
+                      <w:r>
+                        <w:rPr>
+                          <w:sz w:val="20"/>
+                        </w:rPr>
+                        <w:t>{{ "</w:t>
+                      </w:r>
+                      <w:proofErr w:type="gramEnd"/>
+                      <w:r>
+                        <w:rPr>
+                          <w:rFonts w:ascii="Segoe UI Symbol" w:hAnsi="Segoe UI Symbol" w:cs="Segoe UI Symbol"/>
+                          <w:sz w:val="20"/>
+                        </w:rPr>
+                        <w:t>☒</w:t>
+                      </w:r>
+                      <w:r>
+                        <w:rPr>
+                          <w:sz w:val="20"/>
+                        </w:rPr>
+                        <w:t xml:space="preserve">" if </w:t>
+                      </w:r>
+                      <w:proofErr w:type="spellStart"/>
+                      <w:r>
+                        <w:rPr>
+                          <w:sz w:val="20"/>
+                        </w:rPr>
+                        <w:t>related_appeals_parties</w:t>
+                      </w:r>
+                      <w:proofErr w:type="spellEnd"/>
+                      <w:r>
+                        <w:rPr>
+                          <w:sz w:val="20"/>
+                        </w:rPr>
+                        <w:t xml:space="preserve"> else "</w:t>
+                      </w:r>
+                      <w:r>
+                        <w:rPr>
+                          <w:rFonts w:ascii="Segoe UI Symbol" w:hAnsi="Segoe UI Symbol" w:cs="Segoe UI Symbol"/>
+                          <w:sz w:val="20"/>
+                        </w:rPr>
+                        <w:t>☐</w:t>
+                      </w:r>
+                      <w:r>
+                        <w:rPr>
+                          <w:sz w:val="20"/>
+                        </w:rPr>
+                        <w:t>" }} Yes     {{ "</w:t>
+                      </w:r>
+                      <w:r>
+                        <w:rPr>
+                          <w:rFonts w:ascii="Segoe UI Symbol" w:hAnsi="Segoe UI Symbol" w:cs="Segoe UI Symbol"/>
+                          <w:sz w:val="20"/>
+                        </w:rPr>
+                        <w:t>☐</w:t>
+                      </w:r>
+                      <w:r>
+                        <w:rPr>
+                          <w:sz w:val="20"/>
+                        </w:rPr>
+                        <w:t>" if</w:t>
+                      </w:r>
+                      <w:r>
+                        <w:rPr>
+                          <w:sz w:val="20"/>
+                        </w:rPr>
+                        <w:t xml:space="preserve"> </w:t>
+                      </w:r>
+                      <w:proofErr w:type="spellStart"/>
+                      <w:r>
+                        <w:rPr>
+                          <w:sz w:val="20"/>
+                        </w:rPr>
+                        <w:t>related_appeals_parties</w:t>
+                      </w:r>
+                      <w:proofErr w:type="spellEnd"/>
+                      <w:r>
+                        <w:rPr>
+                          <w:sz w:val="20"/>
+                        </w:rPr>
+                        <w:t xml:space="preserve"> else "</w:t>
+                      </w:r>
+                      <w:r>
+                        <w:rPr>
+                          <w:rFonts w:ascii="Segoe UI Symbol" w:hAnsi="Segoe UI Symbol" w:cs="Segoe UI Symbol"/>
+                          <w:sz w:val="20"/>
+                        </w:rPr>
+                        <w:t>☒</w:t>
+                      </w:r>
+                      <w:r>
+                        <w:rPr>
+                          <w:sz w:val="20"/>
+                        </w:rPr>
+                        <w:t>" }} No</w:t>
+                      </w:r>
+                    </w:p>
+                  </w:txbxContent>
+                </v:textbox>
+              </v:shape>
+            </w:pict>
+          </mc:Fallback>
+        </mc:AlternateContent>
+      </w:r>
+      <w:r>
+        <w:rPr>
+          <w:sz w:val="20"/>
+        </w:rPr>
+        <w:t xml:space="preserve">case which </w:t>
+      </w:r>
+      <w:proofErr w:type="gramStart"/>
+      <w:r>
+        <w:rPr>
+          <w:sz w:val="20"/>
+        </w:rPr>
+        <w:t>have</w:t>
+      </w:r>
+      <w:proofErr w:type="gramEnd"/>
+      <w:r>
+        <w:rPr>
+          <w:sz w:val="20"/>
+        </w:rPr>
+        <w:t xml:space="preserve"> been entered in the Appeals Court or Supreme Judicial Court?</w:t>
+      </w:r>
+      <w:r>
+        <w:rPr>
+          <w:sz w:val="20"/>
+        </w:rPr>
+        <w:t xml:space="preserve"> </w:t>
+      </w:r>
+    </w:p>
+    <w:p>
+      <w:pPr>
         <w:ind w:left="148" w:right="46"/>
         <w:rPr>
           <w:sz w:val="20"/>
         </w:rPr>
       </w:pPr>
-      <w:r>
-        <w:rPr>
-          <w:sz w:val="20"/>
-        </w:rPr>
-        <w:t xml:space="preserve">case which </w:t>
+    </w:p>
+    <w:p>
+      <w:pPr>
+        <w:ind w:left="148" w:right="46"/>
+        <w:rPr>
+          <w:sz w:val="20"/>
+        </w:rPr>
+      </w:pPr>
+      <w:r>
+        <w:rPr>
+          <w:noProof/>
+          <w:sz w:val="20"/>
+        </w:rPr>
+        <mc:AlternateContent>
+          <mc:Choice Requires="wps">
+            <w:drawing>
+              <wp:anchor distT="0" distB="0" distL="114300" distR="114300" simplePos="0" relativeHeight="251711488" behindDoc="0" locked="0" layoutInCell="1" allowOverlap="1" wp14:anchorId="4EEA915D" wp14:editId="764FF885">
+                <wp:simplePos x="0" y="0"/>
+                <wp:positionH relativeFrom="column">
+                  <wp:posOffset>4139045</wp:posOffset>
+                </wp:positionH>
+                <wp:positionV relativeFrom="paragraph">
+                  <wp:posOffset>80241</wp:posOffset>
+                </wp:positionV>
+                <wp:extent cx="2919846" cy="322118"/>
+                <wp:effectExtent l="0" t="0" r="1270" b="0"/>
+                <wp:wrapNone/>
+                <wp:docPr id="275756351" name="Text Box 45"/>
+                <wp:cNvGraphicFramePr/>
+                <a:graphic xmlns:a="http://schemas.openxmlformats.org/drawingml/2006/main">
+                  <a:graphicData uri="http://schemas.microsoft.com/office/word/2010/wordprocessingShape">
+                    <wps:wsp>
+                      <wps:cNvSpPr txBox="1"/>
+                      <wps:spPr>
+                        <a:xfrm>
+                          <a:off x="0" y="0"/>
+                          <a:ext cx="2919846" cy="322118"/>
+                        </a:xfrm>
+                        <a:prstGeom prst="rect">
+                          <a:avLst/>
+                        </a:prstGeom>
+                        <a:solidFill>
+                          <a:schemeClr val="lt1"/>
+                        </a:solidFill>
+                        <a:ln w="6350">
+                          <a:noFill/>
+                        </a:ln>
+                      </wps:spPr>
+                      <wps:txbx>
+                        <w:txbxContent>
+                          <w:p>
+                            <w:r>
+                              <w:rPr>
+                                <w:sz w:val="20"/>
+                              </w:rPr>
+                              <w:t>{{"</w:t>
+                            </w:r>
+                            <w:r>
+                              <w:rPr>
+                                <w:rFonts w:ascii="Segoe UI Symbol" w:hAnsi="Segoe UI Symbol" w:cs="Segoe UI Symbol"/>
+                                <w:sz w:val="20"/>
+                              </w:rPr>
+                              <w:t>☒</w:t>
+                            </w:r>
+                            <w:r>
+                              <w:rPr>
+                                <w:sz w:val="20"/>
+                              </w:rPr>
+                              <w:t xml:space="preserve">" if </w:t>
+                            </w:r>
+                            <w:proofErr w:type="spellStart"/>
+                            <w:r>
+                              <w:rPr>
+                                <w:sz w:val="20"/>
+                              </w:rPr>
+                              <w:t>related_appeals</w:t>
+                            </w:r>
+                            <w:r>
+                              <w:rPr>
+                                <w:sz w:val="20"/>
+                              </w:rPr>
+                              <w:t>_</w:t>
+                            </w:r>
+                            <w:r>
+                              <w:rPr>
+                                <w:sz w:val="20"/>
+                              </w:rPr>
+                              <w:t>issues</w:t>
+                            </w:r>
+                            <w:proofErr w:type="spellEnd"/>
+                            <w:r>
+                              <w:rPr>
+                                <w:sz w:val="20"/>
+                              </w:rPr>
+                              <w:t xml:space="preserve"> else "</w:t>
+                            </w:r>
+                            <w:r>
+                              <w:rPr>
+                                <w:rFonts w:ascii="Segoe UI Symbol" w:hAnsi="Segoe UI Symbol" w:cs="Segoe UI Symbol"/>
+                                <w:sz w:val="20"/>
+                              </w:rPr>
+                              <w:t>☐</w:t>
+                            </w:r>
+                            <w:proofErr w:type="gramStart"/>
+                            <w:r>
+                              <w:rPr>
+                                <w:sz w:val="20"/>
+                              </w:rPr>
+                              <w:t>" }</w:t>
+                            </w:r>
+                            <w:proofErr w:type="gramEnd"/>
+                            <w:r>
+                              <w:rPr>
+                                <w:sz w:val="20"/>
+                              </w:rPr>
+                              <w:t>} Yes     {{ "</w:t>
+                            </w:r>
+                            <w:r>
+                              <w:rPr>
+                                <w:rFonts w:ascii="Segoe UI Symbol" w:hAnsi="Segoe UI Symbol" w:cs="Segoe UI Symbol"/>
+                                <w:sz w:val="20"/>
+                              </w:rPr>
+                              <w:t>☐</w:t>
+                            </w:r>
+                            <w:r>
+                              <w:rPr>
+                                <w:sz w:val="20"/>
+                              </w:rPr>
+                              <w:t xml:space="preserve">" if </w:t>
+                            </w:r>
+                            <w:proofErr w:type="spellStart"/>
+                            <w:r>
+                              <w:rPr>
+                                <w:sz w:val="20"/>
+                              </w:rPr>
+                              <w:t>related_appeals_</w:t>
+                            </w:r>
+                            <w:r>
+                              <w:rPr>
+                                <w:sz w:val="20"/>
+                              </w:rPr>
+                              <w:t>i</w:t>
+                            </w:r>
+                            <w:r>
+                              <w:rPr>
+                                <w:sz w:val="20"/>
+                              </w:rPr>
+                              <w:t>ssues</w:t>
+                            </w:r>
+                            <w:proofErr w:type="spellEnd"/>
+                            <w:r>
+                              <w:rPr>
+                                <w:sz w:val="20"/>
+                              </w:rPr>
+                              <w:t xml:space="preserve"> else "</w:t>
+                            </w:r>
+                            <w:r>
+                              <w:rPr>
+                                <w:rFonts w:ascii="Segoe UI Symbol" w:hAnsi="Segoe UI Symbol" w:cs="Segoe UI Symbol"/>
+                                <w:sz w:val="20"/>
+                              </w:rPr>
+                              <w:t>☒</w:t>
+                            </w:r>
+                            <w:r>
+                              <w:rPr>
+                                <w:sz w:val="20"/>
+                              </w:rPr>
+                              <w:t>" }} No</w:t>
+                            </w:r>
+                          </w:p>
+                        </w:txbxContent>
+                      </wps:txbx>
+                      <wps:bodyPr rot="0" spcFirstLastPara="0" vertOverflow="overflow" horzOverflow="overflow" vert="horz" wrap="square" lIns="91440" tIns="45720" rIns="91440" bIns="45720" numCol="1" spcCol="0" rtlCol="0" fromWordArt="0" anchor="t" anchorCtr="0" forceAA="0" compatLnSpc="1">
+                        <a:prstTxWarp prst="textNoShape">
+                          <a:avLst/>
+                        </a:prstTxWarp>
+                        <a:noAutofit/>
+                      </wps:bodyPr>
+                    </wps:wsp>
+                  </a:graphicData>
+                </a:graphic>
+              </wp:anchor>
+            </w:drawing>
+          </mc:Choice>
+          <mc:Fallback>
+            <w:pict>
+              <v:shape w14:anchorId="4EEA915D" id="Text Box 45" o:spid="_x0000_s1045" type="#_x0000_t202" style="position:absolute;left:0;text-align:left;margin-left:325.9pt;margin-top:6.3pt;width:229.9pt;height:25.35pt;z-index:251711488;visibility:visible;mso-wrap-style:square;mso-wrap-distance-left:9pt;mso-wrap-distance-top:0;mso-wrap-distance-right:9pt;mso-wrap-distance-bottom:0;mso-position-horizontal:absolute;mso-position-horizontal-relative:text;mso-position-vertical:absolute;mso-position-vertical-relative:text;v-text-anchor:top" o:gfxdata="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" fillcolor="white [3201]" stroked="f" strokeweight=".5pt">
+                <v:textbox>
+                  <w:txbxContent>
+                    <w:p>
+                      <w:r>
+                        <w:rPr>
+                          <w:sz w:val="20"/>
+                        </w:rPr>
+                        <w:t>{{"</w:t>
+                      </w:r>
+                      <w:r>
+                        <w:rPr>
+                          <w:rFonts w:ascii="Segoe UI Symbol" w:hAnsi="Segoe UI Symbol" w:cs="Segoe UI Symbol"/>
+                          <w:sz w:val="20"/>
+                        </w:rPr>
+                        <w:t>☒</w:t>
+                      </w:r>
+                      <w:r>
+                        <w:rPr>
+                          <w:sz w:val="20"/>
+                        </w:rPr>
+                        <w:t xml:space="preserve">" if </w:t>
+                      </w:r>
+                      <w:proofErr w:type="spellStart"/>
+                      <w:r>
+                        <w:rPr>
+                          <w:sz w:val="20"/>
+                        </w:rPr>
+                        <w:t>related_appeals</w:t>
+                      </w:r>
+                      <w:r>
+                        <w:rPr>
+                          <w:sz w:val="20"/>
+                        </w:rPr>
+                        <w:t>_</w:t>
+                      </w:r>
+                      <w:r>
+                        <w:rPr>
+                          <w:sz w:val="20"/>
+                        </w:rPr>
+                        <w:t>issues</w:t>
+                      </w:r>
+                      <w:proofErr w:type="spellEnd"/>
+                      <w:r>
+                        <w:rPr>
+                          <w:sz w:val="20"/>
+                        </w:rPr>
+                        <w:t xml:space="preserve"> else "</w:t>
+                      </w:r>
+                      <w:r>
+                        <w:rPr>
+                          <w:rFonts w:ascii="Segoe UI Symbol" w:hAnsi="Segoe UI Symbol" w:cs="Segoe UI Symbol"/>
+                          <w:sz w:val="20"/>
+                        </w:rPr>
+                        <w:t>☐</w:t>
+                      </w:r>
+                      <w:proofErr w:type="gramStart"/>
+                      <w:r>
+                        <w:rPr>
+                          <w:sz w:val="20"/>
+                        </w:rPr>
+                        <w:t>" }</w:t>
+                      </w:r>
+                      <w:proofErr w:type="gramEnd"/>
+                      <w:r>
+                        <w:rPr>
+                          <w:sz w:val="20"/>
+                        </w:rPr>
+                        <w:t>} Yes     {{ "</w:t>
+                      </w:r>
+                      <w:r>
+                        <w:rPr>
+                          <w:rFonts w:ascii="Segoe UI Symbol" w:hAnsi="Segoe UI Symbol" w:cs="Segoe UI Symbol"/>
+                          <w:sz w:val="20"/>
+                        </w:rPr>
+                        <w:t>☐</w:t>
+                      </w:r>
+                      <w:r>
+                        <w:rPr>
+                          <w:sz w:val="20"/>
+                        </w:rPr>
+                        <w:t xml:space="preserve">" if </w:t>
+                      </w:r>
+                      <w:proofErr w:type="spellStart"/>
+                      <w:r>
+                        <w:rPr>
+                          <w:sz w:val="20"/>
+                        </w:rPr>
+                        <w:t>related_appeals_</w:t>
+                      </w:r>
+                      <w:r>
+                        <w:rPr>
+                          <w:sz w:val="20"/>
+                        </w:rPr>
+                        <w:t>i</w:t>
+                      </w:r>
+                      <w:r>
+                        <w:rPr>
+                          <w:sz w:val="20"/>
+                        </w:rPr>
+                        <w:t>ssues</w:t>
+                      </w:r>
+                      <w:proofErr w:type="spellEnd"/>
+                      <w:r>
+                        <w:rPr>
+                          <w:sz w:val="20"/>
+                        </w:rPr>
+                        <w:t xml:space="preserve"> else "</w:t>
+                      </w:r>
+                      <w:r>
+                        <w:rPr>
+                          <w:rFonts w:ascii="Segoe UI Symbol" w:hAnsi="Segoe UI Symbol" w:cs="Segoe UI Symbol"/>
+                          <w:sz w:val="20"/>
+                        </w:rPr>
+                        <w:t>☒</w:t>
+                      </w:r>
+                      <w:r>
+                        <w:rPr>
+                          <w:sz w:val="20"/>
+                        </w:rPr>
+                        <w:t>" }} No</w:t>
+                      </w:r>
+                    </w:p>
+                  </w:txbxContent>
+                </v:textbox>
+              </v:shape>
+            </w:pict>
+          </mc:Fallback>
+        </mc:AlternateContent>
+      </w:r>
+      <w:r>
+        <w:rPr>
+          <w:sz w:val="20"/>
+        </w:rPr>
+        <w:t xml:space="preserve">Do you know of any pending or </w:t>
       </w:r>
       <w:proofErr w:type="gramStart"/>
       <w:r>
         <w:rPr>
           <w:sz w:val="20"/>
         </w:rPr>
-        <w:t>have</w:t>
+        <w:t>anticipated</w:t>
       </w:r>
       <w:proofErr w:type="gramEnd"/>
       <w:r>
         <w:rPr>
           <w:sz w:val="20"/>
         </w:rPr>
-        <w:t xml:space="preserve"> been entered in the Appeals Court or Supreme Judicial Court?</w:t>
+        <w:t xml:space="preserve"> appeals raising related issues?</w:t>
       </w:r>
       <w:r>
         <w:rPr>
           <w:sz w:val="20"/>
         </w:rPr>
         <w:t xml:space="preserve"> </w:t>
-      </w:r>
-      <w:proofErr w:type="gramStart"/>
-      <w:r>
-        <w:rPr>
-          <w:sz w:val="20"/>
-        </w:rPr>
-        <w:t>{{ "</w:t>
-      </w:r>
-      <w:proofErr w:type="gramEnd"/>
-      <w:r>
-        <w:rPr>
-          <w:rFonts w:ascii="Segoe UI Symbol" w:hAnsi="Segoe UI Symbol" w:cs="Segoe UI Symbol"/>
-          <w:sz w:val="20"/>
-        </w:rPr>
-        <w:t>☒</w:t>
-      </w:r>
-      <w:r>
-        <w:rPr>
-          <w:sz w:val="20"/>
-        </w:rPr>
-        <w:t xml:space="preserve">" if </w:t>
-      </w:r>
-      <w:proofErr w:type="spellStart"/>
-      <w:r>
-        <w:rPr>
-          <w:sz w:val="20"/>
-        </w:rPr>
-        <w:t>related_appeals_parties</w:t>
-      </w:r>
-      <w:proofErr w:type="spellEnd"/>
-      <w:r>
-        <w:rPr>
-          <w:sz w:val="20"/>
-        </w:rPr>
-        <w:t xml:space="preserve"> else "</w:t>
-      </w:r>
-      <w:r>
-        <w:rPr>
-          <w:rFonts w:ascii="Segoe UI Symbol" w:hAnsi="Segoe UI Symbol" w:cs="Segoe UI Symbol"/>
-          <w:sz w:val="20"/>
-        </w:rPr>
-        <w:t>☐</w:t>
-      </w:r>
-      <w:r>
-        <w:rPr>
-          <w:sz w:val="20"/>
-        </w:rPr>
-        <w:t>" }} Yes     {{ "</w:t>
-      </w:r>
-      <w:r>
-        <w:rPr>
-          <w:rFonts w:ascii="Segoe UI Symbol" w:hAnsi="Segoe UI Symbol" w:cs="Segoe UI Symbol"/>
-          <w:sz w:val="20"/>
-        </w:rPr>
-        <w:t>☐</w:t>
-      </w:r>
-      <w:r>
-        <w:rPr>
-          <w:sz w:val="20"/>
-        </w:rPr>
-        <w:t xml:space="preserve">" if </w:t>
-      </w:r>
-      <w:proofErr w:type="spellStart"/>
-      <w:r>
-        <w:rPr>
-          <w:sz w:val="20"/>
-        </w:rPr>
-        <w:t>related_appeals_parties</w:t>
-      </w:r>
-      <w:proofErr w:type="spellEnd"/>
-      <w:r>
-        <w:rPr>
-          <w:sz w:val="20"/>
-        </w:rPr>
-        <w:t xml:space="preserve"> else "</w:t>
-      </w:r>
-      <w:r>
-        <w:rPr>
-          <w:rFonts w:ascii="Segoe UI Symbol" w:hAnsi="Segoe UI Symbol" w:cs="Segoe UI Symbol"/>
-          <w:sz w:val="20"/>
-        </w:rPr>
-        <w:t>☒</w:t>
-      </w:r>
-      <w:r>
-        <w:rPr>
-          <w:sz w:val="20"/>
-        </w:rPr>
-        <w:t>" }} No</w:t>
-      </w:r>
-      <w:r>
-        <w:rPr>
-          <w:sz w:val="20"/>
-        </w:rPr>
-        <w:t xml:space="preserve"> </w:t>
-      </w:r>
-    </w:p>
-    <w:p>
-      <w:pPr>
-        <w:ind w:left="148" w:right="46"/>
-        <w:rPr>
-          <w:sz w:val="20"/>
-        </w:rPr>
-      </w:pPr>
-    </w:p>
-    <w:p>
-      <w:pPr>
-        <w:ind w:left="148" w:right="46"/>
-        <w:rPr>
-          <w:sz w:val="20"/>
-        </w:rPr>
-      </w:pPr>
-      <w:r>
-        <w:rPr>
-          <w:sz w:val="20"/>
-        </w:rPr>
-        <w:t xml:space="preserve">Do you know of any pending or </w:t>
-      </w:r>
-      <w:proofErr w:type="gramStart"/>
-      <w:r>
-        <w:rPr>
-          <w:sz w:val="20"/>
-        </w:rPr>
-        <w:t>anticipated</w:t>
-      </w:r>
-      <w:proofErr w:type="gramEnd"/>
-      <w:r>
-        <w:rPr>
-          <w:sz w:val="20"/>
-        </w:rPr>
-        <w:t xml:space="preserve"> appeals raising related issues?</w:t>
-      </w:r>
-      <w:r>
-        <w:rPr>
-          <w:sz w:val="20"/>
-        </w:rPr>
-        <w:t xml:space="preserve"> </w:t>
-      </w:r>
-      <w:r>
-        <w:rPr>
-          <w:sz w:val="20"/>
-        </w:rPr>
-        <w:t>{{"</w:t>
-      </w:r>
-      <w:r>
-        <w:rPr>
-          <w:rFonts w:ascii="Segoe UI Symbol" w:hAnsi="Segoe UI Symbol" w:cs="Segoe UI Symbol"/>
-          <w:sz w:val="20"/>
-        </w:rPr>
-        <w:t>☒</w:t>
-      </w:r>
-      <w:r>
-        <w:rPr>
-          <w:sz w:val="20"/>
-        </w:rPr>
-        <w:t xml:space="preserve">" if </w:t>
-      </w:r>
-      <w:proofErr w:type="spellStart"/>
-      <w:r>
-        <w:rPr>
-          <w:sz w:val="20"/>
-        </w:rPr>
-        <w:t>related_appeals</w:t>
-      </w:r>
-      <w:r>
-        <w:rPr>
-          <w:sz w:val="20"/>
-        </w:rPr>
-        <w:t>_</w:t>
-      </w:r>
-      <w:r>
-        <w:rPr>
-          <w:sz w:val="20"/>
-        </w:rPr>
-        <w:t>issues</w:t>
-      </w:r>
-      <w:proofErr w:type="spellEnd"/>
-      <w:r>
-        <w:rPr>
-          <w:sz w:val="20"/>
-        </w:rPr>
-        <w:t xml:space="preserve"> else "</w:t>
-      </w:r>
-      <w:r>
-        <w:rPr>
-          <w:rFonts w:ascii="Segoe UI Symbol" w:hAnsi="Segoe UI Symbol" w:cs="Segoe UI Symbol"/>
-          <w:sz w:val="20"/>
-        </w:rPr>
-        <w:t>☐</w:t>
-      </w:r>
-      <w:proofErr w:type="gramStart"/>
-      <w:r>
-        <w:rPr>
-          <w:sz w:val="20"/>
-        </w:rPr>
-        <w:t>" }</w:t>
-      </w:r>
-      <w:proofErr w:type="gramEnd"/>
-      <w:r>
-        <w:rPr>
-          <w:sz w:val="20"/>
-        </w:rPr>
-        <w:t>} Yes     {{ "</w:t>
-      </w:r>
-      <w:r>
-        <w:rPr>
-          <w:rFonts w:ascii="Segoe UI Symbol" w:hAnsi="Segoe UI Symbol" w:cs="Segoe UI Symbol"/>
-          <w:sz w:val="20"/>
-        </w:rPr>
-        <w:t>☐</w:t>
-      </w:r>
-      <w:r>
-        <w:rPr>
-          <w:sz w:val="20"/>
-        </w:rPr>
-        <w:t xml:space="preserve">" if </w:t>
-      </w:r>
-      <w:proofErr w:type="spellStart"/>
-      <w:r>
-        <w:rPr>
-          <w:sz w:val="20"/>
-        </w:rPr>
-        <w:t>related_appeals_</w:t>
-      </w:r>
-      <w:r>
-        <w:rPr>
-          <w:sz w:val="20"/>
-        </w:rPr>
-        <w:t>i</w:t>
-      </w:r>
-      <w:r>
-        <w:rPr>
-          <w:sz w:val="20"/>
-        </w:rPr>
-        <w:t>ssues</w:t>
-      </w:r>
-      <w:proofErr w:type="spellEnd"/>
-      <w:r>
-        <w:rPr>
-          <w:sz w:val="20"/>
-        </w:rPr>
-        <w:t xml:space="preserve"> else "</w:t>
-      </w:r>
-      <w:r>
-        <w:rPr>
-          <w:rFonts w:ascii="Segoe UI Symbol" w:hAnsi="Segoe UI Symbol" w:cs="Segoe UI Symbol"/>
-          <w:sz w:val="20"/>
-        </w:rPr>
-        <w:t>☒</w:t>
-      </w:r>
-      <w:r>
-        <w:rPr>
-          <w:sz w:val="20"/>
-        </w:rPr>
-        <w:t>" }} No</w:t>
       </w:r>
     </w:p>
     <w:p>
@@ -8239,10 +8712,7 @@
                           </w:p>
                           <w:p>
                             <w:r>
-                              <w:t>Case name</w:t>
-                            </w:r>
-                            <w:r>
-                              <w:t xml:space="preserve"> and Docket number</w:t>
+                              <w:t>Case name and Docket number</w:t>
                             </w:r>
                           </w:p>
                           <w:p>
@@ -8260,13 +8730,7 @@
                             </w:r>
                             <w:proofErr w:type="spellEnd"/>
                             <w:r>
-                              <w:t xml:space="preserve"> </w:t>
-                            </w:r>
-                            <w:r>
-                              <w:t>}}</w:t>
-                            </w:r>
-                            <w:r>
-                              <w:t xml:space="preserve"> {{ </w:t>
+                              <w:t xml:space="preserve"> }} {{ </w:t>
                             </w:r>
                             <w:proofErr w:type="spellStart"/>
                             <w:r>
@@ -8278,13 +8742,8 @@
                             </w:r>
                           </w:p>
                           <w:p>
-                            <w:proofErr w:type="spellStart"/>
-                            <w:r>
-                              <w:t>Desc</w:t>
-                            </w:r>
-                            <w:proofErr w:type="spellEnd"/>
-                            <w:r>
-                              <w:t>ribe the related matter or issue:</w:t>
+                            <w:r>
+                              <w:t>Describe the related matter or issue:</w:t>
                             </w:r>
                           </w:p>
                           <w:p>
@@ -9434,23 +9893,6 @@
     <w:p>
       <w:pPr>
         <w:pStyle w:val="BodyText"/>
-        <w:spacing w:before="1"/>
-        <w:rPr>
-          <w:sz w:val="19"/>
-        </w:rPr>
-      </w:pPr>
-    </w:p>
-    <w:p>
-      <w:pPr>
-        <w:pStyle w:val="BodyText"/>
-        <w:rPr>
-          <w:sz w:val="20"/>
-        </w:rPr>
-      </w:pPr>
-    </w:p>
-    <w:p>
-      <w:pPr>
-        <w:pStyle w:val="BodyText"/>
         <w:rPr>
           <w:sz w:val="20"/>
         </w:rPr>
@@ -10395,22 +10837,6 @@
         <w:rPr>
           <w:sz w:val="20"/>
         </w:rPr>
-      </w:pPr>
-      <w:r>
-        <w:br w:type="column"/>
-      </w:r>
-      <w:r>
-        <w:rPr>
-          <w:sz w:val="20"/>
-        </w:rPr>
-        <w:t>Telephone</w:t>
-      </w:r>
-    </w:p>
-    <w:p>
-      <w:pPr>
-        <w:rPr>
-          <w:sz w:val="20"/>
-        </w:rPr>
         <w:sectPr>
           <w:type w:val="continuous"/>
           <w:pgSz w:w="12240" w:h="15840"/>
@@ -10421,6 +10847,15 @@
           </w:cols>
         </w:sectPr>
       </w:pPr>
+      <w:r>
+        <w:br w:type="column"/>
+      </w:r>
+      <w:r>
+        <w:rPr>
+          <w:sz w:val="20"/>
+        </w:rPr>
+        <w:t>Telephone</w:t>
+      </w:r>
     </w:p>
     <w:p>
       <w:pPr>
@@ -10437,6 +10872,34 @@
           <w:sz w:val="20"/>
         </w:rPr>
       </w:pPr>
+      <w:proofErr w:type="gramStart"/>
+      <w:r>
+        <w:rPr>
+          <w:sz w:val="20"/>
+        </w:rPr>
+        <w:t>{{ users</w:t>
+      </w:r>
+      <w:proofErr w:type="gramEnd"/>
+      <w:r>
+        <w:rPr>
+          <w:sz w:val="20"/>
+        </w:rPr>
+        <w:t>[0].</w:t>
+      </w:r>
+      <w:proofErr w:type="spellStart"/>
+      <w:r>
+        <w:rPr>
+          <w:sz w:val="20"/>
+        </w:rPr>
+        <w:t>address.address</w:t>
+      </w:r>
+      <w:proofErr w:type="spellEnd"/>
+      <w:r>
+        <w:rPr>
+          <w:sz w:val="20"/>
+        </w:rPr>
+        <w:t xml:space="preserve"> }}</w:t>
+      </w:r>
     </w:p>
     <w:p>
       <w:pPr>
@@ -10464,14 +10927,28 @@
         <w:rPr>
           <w:sz w:val="20"/>
         </w:rPr>
-        <w:t>address.address</w:t>
+        <w:t>address.city</w:t>
       </w:r>
       <w:proofErr w:type="spellEnd"/>
       <w:r>
         <w:rPr>
           <w:sz w:val="20"/>
         </w:rPr>
-        <w:t xml:space="preserve"> }}</w:t>
+        <w:t xml:space="preserve"> }}, {{ users[0].</w:t>
+      </w:r>
+      <w:proofErr w:type="spellStart"/>
+      <w:r>
+        <w:rPr>
+          <w:sz w:val="20"/>
+        </w:rPr>
+        <w:t>address.state</w:t>
+      </w:r>
+      <w:proofErr w:type="spellEnd"/>
+      <w:r>
+        <w:rPr>
+          <w:sz w:val="20"/>
+        </w:rPr>
+        <w:t xml:space="preserve"> }} </w:t>
       </w:r>
     </w:p>
     <w:p>
@@ -10493,35 +10970,7 @@
         <w:rPr>
           <w:sz w:val="20"/>
         </w:rPr>
-        <w:t>[0].</w:t>
-      </w:r>
-      <w:proofErr w:type="spellStart"/>
-      <w:r>
-        <w:rPr>
-          <w:sz w:val="20"/>
-        </w:rPr>
-        <w:t>address.city</w:t>
-      </w:r>
-      <w:proofErr w:type="spellEnd"/>
-      <w:r>
-        <w:rPr>
-          <w:sz w:val="20"/>
-        </w:rPr>
-        <w:t xml:space="preserve"> }}, {{ users[0].</w:t>
-      </w:r>
-      <w:proofErr w:type="spellStart"/>
-      <w:r>
-        <w:rPr>
-          <w:sz w:val="20"/>
-        </w:rPr>
-        <w:t>address.state</w:t>
-      </w:r>
-      <w:proofErr w:type="spellEnd"/>
-      <w:r>
-        <w:rPr>
-          <w:sz w:val="20"/>
-        </w:rPr>
-        <w:t xml:space="preserve"> }} </w:t>
+        <w:t>[0].address.zip }}</w:t>
       </w:r>
     </w:p>
     <w:p>
@@ -10531,6 +10980,20 @@
           <w:sz w:val="20"/>
         </w:rPr>
       </w:pPr>
+    </w:p>
+    <w:p>
+      <w:pPr>
+        <w:pStyle w:val="BodyText"/>
+        <w:rPr>
+          <w:sz w:val="20"/>
+        </w:rPr>
+      </w:pPr>
+      <w:r>
+        <w:rPr>
+          <w:sz w:val="20"/>
+        </w:rPr>
+        <w:t xml:space="preserve">Email: </w:t>
+      </w:r>
       <w:proofErr w:type="gramStart"/>
       <w:r>
         <w:rPr>
@@ -10543,7 +11006,7 @@
         <w:rPr>
           <w:sz w:val="20"/>
         </w:rPr>
-        <w:t>[0].address.zip }}</w:t>
+        <w:t>[0].email }}</w:t>
       </w:r>
     </w:p>
     <w:p>
@@ -11417,7 +11880,6 @@
   <w:style w:type="character" w:default="1" w:styleId="DefaultParagraphFont">
     <w:name w:val="Default Paragraph Font"/>
     <w:uiPriority w:val="1"/>
-    <w:semiHidden/>
     <w:unhideWhenUsed/>
   </w:style>
   <w:style w:type="table" w:default="1" w:styleId="TableNormal">

--- a/docassemble/CivilDocketingStatement/data/templates/civil_docketing_statement_word.docx
+++ b/docassemble/CivilDocketingStatement/data/templates/civil_docketing_statement_word.docx
@@ -100,6 +100,9 @@
       <w:r>
         <w:t xml:space="preserve"> submit the attached docketing statement within fourteen days of issuance of the notice of entry of the appeal.</w:t>
       </w:r>
+      <w:r>
+        <w:t xml:space="preserve"> See M.A.C. Rule 10.0. </w:t>
+      </w:r>
     </w:p>
     <w:p>
       <w:pPr>
@@ -141,22 +144,13 @@
       </w:r>
       <w:proofErr w:type="gramEnd"/>
       <w:r>
-        <w:t xml:space="preserve">, but not required, to file the docketing statement using eFileMA.com. Filers may request waiver of the eFileMA.com convenience fee </w:t>
-      </w:r>
-      <w:proofErr w:type="gramStart"/>
-      <w:r>
-        <w:t>when</w:t>
-      </w:r>
-      <w:proofErr w:type="gramEnd"/>
-    </w:p>
-    <w:p>
-      <w:pPr>
-        <w:pStyle w:val="BodyText"/>
-        <w:spacing w:before="3" w:line="249" w:lineRule="auto"/>
-        <w:ind w:left="148" w:right="108"/>
-      </w:pPr>
-      <w:r>
-        <w:t xml:space="preserve">e-filing a docketing statement by using a waiver account. Docketing statements that are not e-filed must be </w:t>
+        <w:t>, but not required, to file the docketing statement using eFileMA.com</w:t>
+      </w:r>
+      <w:r>
+        <w:t xml:space="preserve">. </w:t>
+      </w:r>
+      <w:r>
+        <w:t xml:space="preserve">Docketing statements that are not e-filed must be </w:t>
       </w:r>
       <w:proofErr w:type="gramStart"/>
       <w:r>
@@ -199,49 +193,15 @@
       </w:r>
       <w:proofErr w:type="gramEnd"/>
       <w:r>
-        <w:t xml:space="preserve">, please provide the additional information in an attachment. Incomplete docketing statements will not </w:t>
+        <w:t xml:space="preserve">, please provide the additional information in an attachment. The docketing statement and certificate of service may </w:t>
       </w:r>
       <w:proofErr w:type="gramStart"/>
       <w:r>
-        <w:t>be accepted</w:t>
+        <w:t>be signed</w:t>
       </w:r>
       <w:proofErr w:type="gramEnd"/>
       <w:r>
-        <w:t xml:space="preserve"> for filing.</w:t>
-      </w:r>
-    </w:p>
-    <w:p>
-      <w:pPr>
-        <w:pStyle w:val="BodyText"/>
-        <w:spacing w:before="3" w:line="249" w:lineRule="auto"/>
-        <w:ind w:left="148" w:right="108"/>
-      </w:pPr>
-      <w:r>
-        <w:t xml:space="preserve">The docketing statement and certificate of service may </w:t>
-      </w:r>
-      <w:proofErr w:type="gramStart"/>
-      <w:r>
-        <w:t>be signed</w:t>
-      </w:r>
-      <w:proofErr w:type="gramEnd"/>
-      <w:r>
-        <w:t xml:space="preserve"> electronically by the person filing the docketing statement. The proper format for an electronic signature is "/s/" followed by the name of the filer, e.g., "/s/ Jason Jones." Upon agreement between the parties, service of the docketing statement by electronic mail will be </w:t>
-      </w:r>
-      <w:proofErr w:type="gramStart"/>
-      <w:r>
-        <w:t>deemed</w:t>
-      </w:r>
-      <w:proofErr w:type="gramEnd"/>
-      <w:r>
-        <w:t xml:space="preserve"> in compliance with </w:t>
-      </w:r>
-      <w:proofErr w:type="spellStart"/>
-      <w:r>
-        <w:t>Mass.R.A.P</w:t>
-      </w:r>
-      <w:proofErr w:type="spellEnd"/>
-      <w:r>
-        <w:t>. 13(c).</w:t>
+        <w:t xml:space="preserve"> electronically by the person filing the docketing statement. The proper format for an electronic signature is "/s/" followed by the name of the filer, e.g., "/s/ Jason Jones." </w:t>
       </w:r>
     </w:p>
     <w:p>
@@ -472,7 +432,13 @@
       </w:r>
       <w:proofErr w:type="gramEnd"/>
       <w:r>
-        <w:t xml:space="preserve"> an interlocutory appeal, e.g., G.L. c. 231, s. 118, 1st para. or doctrine of present execution. In subsection (c) please provide the date that the judgment or order from which you are appealing </w:t>
+        <w:t xml:space="preserve"> an interlocutory appeal, e.g., G.L. c. 231, </w:t>
+      </w:r>
+      <w:r>
+        <w:t>§</w:t>
+      </w:r>
+      <w:r>
+        <w:t xml:space="preserve"> 118, 1st para. or doctrine of present execution. In subsection (c) please provide the date that the judgment or order from which you are appealing </w:t>
       </w:r>
       <w:proofErr w:type="gramStart"/>
       <w:r>
@@ -1444,7 +1410,19 @@
         <w:rPr>
           <w:sz w:val="20"/>
         </w:rPr>
-        <w:t xml:space="preserve">Name of the appellant(s) or cross-appellant(s) on whose behalf this statement is </w:t>
+        <w:t>Name</w:t>
+      </w:r>
+      <w:r>
+        <w:rPr>
+          <w:sz w:val="20"/>
+        </w:rPr>
+        <w:t>(s)</w:t>
+      </w:r>
+      <w:r>
+        <w:rPr>
+          <w:sz w:val="20"/>
+        </w:rPr>
+        <w:t xml:space="preserve"> of the appellant(s) or cross-appellant(s) on whose behalf this statement is </w:t>
       </w:r>
       <w:proofErr w:type="gramStart"/>
       <w:r>
@@ -2567,6 +2545,12 @@
           <w:sz w:val="20"/>
         </w:rPr>
         <w:t>Court Department</w:t>
+      </w:r>
+      <w:r>
+        <w:rPr>
+          <w:sz w:val="20"/>
+        </w:rPr>
+        <w:t xml:space="preserve"> and Division</w:t>
       </w:r>
       <w:r>
         <w:rPr>
@@ -4192,10 +4176,12 @@
         <w:tabs>
           <w:tab w:val="left" w:pos="7808"/>
         </w:tabs>
-        <w:spacing w:before="160" w:line="564" w:lineRule="auto"/>
-        <w:ind w:left="176" w:right="38"/>
-        <w:rPr>
-          <w:sz w:val="20"/>
+        <w:spacing w:before="160"/>
+        <w:ind w:left="173" w:right="38"/>
+        <w:rPr>
+          <w:w w:val="99"/>
+          <w:sz w:val="20"/>
+          <w:u w:val="single"/>
         </w:rPr>
       </w:pPr>
       <w:r>
@@ -4743,11 +4729,30 @@
         </w:rPr>
         <w:tab/>
       </w:r>
+    </w:p>
+    <w:p>
+      <w:pPr>
+        <w:tabs>
+          <w:tab w:val="left" w:pos="7808"/>
+        </w:tabs>
+        <w:spacing w:before="160"/>
+        <w:ind w:right="38"/>
+        <w:rPr>
+          <w:sz w:val="20"/>
+        </w:rPr>
+      </w:pPr>
       <w:r>
         <w:rPr>
           <w:w w:val="99"/>
           <w:sz w:val="20"/>
         </w:rPr>
+        <w:t xml:space="preserve">   </w:t>
+      </w:r>
+      <w:r>
+        <w:rPr>
+          <w:w w:val="99"/>
+          <w:sz w:val="20"/>
+        </w:rPr>
         <w:t xml:space="preserve"> </w:t>
       </w:r>
       <w:r>
@@ -4769,6 +4774,7 @@
         </w:rPr>
         <w:t>name</w:t>
       </w:r>
+      <w:proofErr w:type="gramStart"/>
       <w:r>
         <w:rPr>
           <w:spacing w:val="6"/>
@@ -4788,7 +4794,15 @@
           <w:sz w:val="20"/>
           <w:u w:val="single"/>
         </w:rPr>
-        <w:t xml:space="preserve"> {{ </w:t>
+        <w:t xml:space="preserve"> {</w:t>
+      </w:r>
+      <w:proofErr w:type="gramEnd"/>
+      <w:r>
+        <w:rPr>
+          <w:sz w:val="20"/>
+          <w:u w:val="single"/>
+        </w:rPr>
+        <w:t xml:space="preserve">{ </w:t>
       </w:r>
       <w:proofErr w:type="spellStart"/>
       <w:r>
@@ -4816,8 +4830,47 @@
     </w:p>
     <w:p>
       <w:pPr>
-        <w:spacing w:before="92" w:line="564" w:lineRule="auto"/>
-        <w:ind w:left="176" w:right="3046"/>
+        <w:spacing w:before="92"/>
+        <w:ind w:left="173" w:right="3046"/>
+        <w:rPr>
+          <w:sz w:val="20"/>
+        </w:rPr>
+      </w:pPr>
+      <w:r>
+        <w:br w:type="column"/>
+      </w:r>
+      <w:r>
+        <w:rPr>
+          <w:sz w:val="20"/>
+        </w:rPr>
+        <w:t xml:space="preserve">Role </w:t>
+      </w:r>
+    </w:p>
+    <w:p>
+      <w:pPr>
+        <w:spacing w:before="92"/>
+        <w:ind w:left="173" w:right="3046"/>
+        <w:rPr>
+          <w:sz w:val="20"/>
+        </w:rPr>
+      </w:pPr>
+      <w:r>
+        <w:rPr>
+          <w:sz w:val="20"/>
+        </w:rPr>
+        <w:t>Rol</w:t>
+      </w:r>
+      <w:r>
+        <w:rPr>
+          <w:sz w:val="20"/>
+        </w:rPr>
+        <w:t>e</w:t>
+      </w:r>
+    </w:p>
+    <w:p>
+      <w:pPr>
+        <w:spacing w:before="92"/>
+        <w:ind w:left="173" w:right="3046"/>
         <w:rPr>
           <w:sz w:val="20"/>
         </w:rPr>
@@ -4831,29 +4884,6 @@
           </w:cols>
         </w:sectPr>
       </w:pPr>
-      <w:r>
-        <w:br w:type="column"/>
-      </w:r>
-      <w:r>
-        <w:rPr>
-          <w:sz w:val="20"/>
-        </w:rPr>
-        <w:t xml:space="preserve">Role </w:t>
-      </w:r>
-      <w:proofErr w:type="spellStart"/>
-      <w:r>
-        <w:rPr>
-          <w:sz w:val="20"/>
-        </w:rPr>
-        <w:t>Rol</w:t>
-      </w:r>
-      <w:r>
-        <w:rPr>
-          <w:sz w:val="20"/>
-        </w:rPr>
-        <w:t>e</w:t>
-      </w:r>
-      <w:proofErr w:type="spellEnd"/>
     </w:p>
     <w:p>
       <w:pPr>
@@ -4905,6 +4935,14 @@
       </w:r>
       <w:r>
         <w:rPr>
+          <w:spacing w:val="-1"/>
+          <w:position w:val="1"/>
+          <w:sz w:val="20"/>
+        </w:rPr>
+        <w:t xml:space="preserve">Instruction </w:t>
+      </w:r>
+      <w:r>
+        <w:rPr>
           <w:position w:val="1"/>
           <w:sz w:val="20"/>
         </w:rPr>
@@ -5018,6 +5056,151 @@
         </w:rPr>
         <w:t>" }} No</w:t>
       </w:r>
+    </w:p>
+    <w:p>
+      <w:pPr>
+        <w:spacing w:before="92" w:line="249" w:lineRule="auto"/>
+        <w:ind w:left="249" w:right="305"/>
+        <w:rPr>
+          <w:sz w:val="20"/>
+        </w:rPr>
+      </w:pPr>
+      <w:r>
+        <w:rPr>
+          <w:position w:val="1"/>
+          <w:sz w:val="20"/>
+        </w:rPr>
+        <w:t>If yes, was the entire case fully impounded</w:t>
+      </w:r>
+      <w:proofErr w:type="gramStart"/>
+      <w:r>
+        <w:rPr>
+          <w:position w:val="1"/>
+          <w:sz w:val="20"/>
+        </w:rPr>
+        <w:t xml:space="preserve">?  </w:t>
+      </w:r>
+      <w:r>
+        <w:rPr>
+          <w:position w:val="1"/>
+          <w:sz w:val="20"/>
+        </w:rPr>
+        <w:t>{{ "</w:t>
+      </w:r>
+      <w:proofErr w:type="gramEnd"/>
+      <w:r>
+        <w:rPr>
+          <w:rFonts w:ascii="Segoe UI Symbol" w:hAnsi="Segoe UI Symbol" w:cs="Segoe UI Symbol"/>
+          <w:position w:val="1"/>
+          <w:sz w:val="20"/>
+        </w:rPr>
+        <w:t>☒</w:t>
+      </w:r>
+      <w:r>
+        <w:rPr>
+          <w:position w:val="1"/>
+          <w:sz w:val="20"/>
+        </w:rPr>
+        <w:t xml:space="preserve">" if </w:t>
+      </w:r>
+      <w:proofErr w:type="spellStart"/>
+      <w:r>
+        <w:rPr>
+          <w:position w:val="1"/>
+          <w:sz w:val="20"/>
+        </w:rPr>
+        <w:t>fully</w:t>
+      </w:r>
+      <w:r>
+        <w:rPr>
+          <w:position w:val="1"/>
+          <w:sz w:val="20"/>
+        </w:rPr>
+        <w:t>_impounded</w:t>
+      </w:r>
+      <w:proofErr w:type="spellEnd"/>
+      <w:r>
+        <w:rPr>
+          <w:position w:val="1"/>
+          <w:sz w:val="20"/>
+        </w:rPr>
+        <w:t xml:space="preserve"> else "</w:t>
+      </w:r>
+      <w:r>
+        <w:rPr>
+          <w:rFonts w:ascii="Segoe UI Symbol" w:hAnsi="Segoe UI Symbol" w:cs="Segoe UI Symbol"/>
+          <w:position w:val="1"/>
+          <w:sz w:val="20"/>
+        </w:rPr>
+        <w:t>☐</w:t>
+      </w:r>
+      <w:r>
+        <w:rPr>
+          <w:position w:val="1"/>
+          <w:sz w:val="20"/>
+        </w:rPr>
+        <w:t>" }} Yes     {{ "</w:t>
+      </w:r>
+      <w:r>
+        <w:rPr>
+          <w:rFonts w:ascii="Segoe UI Symbol" w:hAnsi="Segoe UI Symbol" w:cs="Segoe UI Symbol"/>
+          <w:position w:val="1"/>
+          <w:sz w:val="20"/>
+        </w:rPr>
+        <w:t>☐</w:t>
+      </w:r>
+      <w:r>
+        <w:rPr>
+          <w:position w:val="1"/>
+          <w:sz w:val="20"/>
+        </w:rPr>
+        <w:t xml:space="preserve">" if </w:t>
+      </w:r>
+      <w:proofErr w:type="spellStart"/>
+      <w:r>
+        <w:rPr>
+          <w:position w:val="1"/>
+          <w:sz w:val="20"/>
+        </w:rPr>
+        <w:t>fully</w:t>
+      </w:r>
+      <w:r>
+        <w:rPr>
+          <w:position w:val="1"/>
+          <w:sz w:val="20"/>
+        </w:rPr>
+        <w:t>_impounded</w:t>
+      </w:r>
+      <w:proofErr w:type="spellEnd"/>
+      <w:r>
+        <w:rPr>
+          <w:position w:val="1"/>
+          <w:sz w:val="20"/>
+        </w:rPr>
+        <w:t xml:space="preserve"> else "</w:t>
+      </w:r>
+      <w:r>
+        <w:rPr>
+          <w:rFonts w:ascii="Segoe UI Symbol" w:hAnsi="Segoe UI Symbol" w:cs="Segoe UI Symbol"/>
+          <w:position w:val="1"/>
+          <w:sz w:val="20"/>
+        </w:rPr>
+        <w:t>☒</w:t>
+      </w:r>
+      <w:r>
+        <w:rPr>
+          <w:position w:val="1"/>
+          <w:sz w:val="20"/>
+        </w:rPr>
+        <w:t xml:space="preserve">" }} </w:t>
+      </w:r>
+      <w:r>
+        <w:rPr>
+          <w:position w:val="1"/>
+          <w:sz w:val="20"/>
+        </w:rPr>
+        <w:t>No</w:t>
+      </w:r>
       <w:r>
         <w:rPr>
           <w:position w:val="1"/>
@@ -5082,27 +5265,68 @@
         <w:spacing w:line="249" w:lineRule="auto"/>
         <w:ind w:right="398"/>
         <w:rPr>
-          <w:sz w:val="20"/>
-        </w:rPr>
-      </w:pPr>
-      <w:r>
-        <w:rPr>
           <w:noProof/>
           <w:sz w:val="20"/>
         </w:rPr>
+      </w:pPr>
+    </w:p>
+    <w:p>
+      <w:pPr>
+        <w:spacing w:line="249" w:lineRule="auto"/>
+        <w:ind w:right="398"/>
+        <w:rPr>
+          <w:noProof/>
+          <w:sz w:val="20"/>
+        </w:rPr>
+      </w:pPr>
+    </w:p>
+    <w:p>
+      <w:pPr>
+        <w:spacing w:line="249" w:lineRule="auto"/>
+        <w:ind w:right="398"/>
+        <w:rPr>
+          <w:noProof/>
+          <w:sz w:val="20"/>
+        </w:rPr>
+      </w:pPr>
+    </w:p>
+    <w:p>
+      <w:pPr>
+        <w:spacing w:line="249" w:lineRule="auto"/>
+        <w:ind w:right="398"/>
+        <w:rPr>
+          <w:noProof/>
+          <w:sz w:val="20"/>
+        </w:rPr>
+      </w:pPr>
+    </w:p>
+    <w:p>
+      <w:pPr>
+        <w:spacing w:line="249" w:lineRule="auto"/>
+        <w:ind w:right="398"/>
+        <w:rPr>
+          <w:sz w:val="20"/>
+        </w:rPr>
+      </w:pPr>
+      <w:r>
+        <w:rPr>
+          <w:noProof/>
+          <w:sz w:val="20"/>
+        </w:rPr>
+        <w:lastRenderedPageBreak/>
         <mc:AlternateContent>
           <mc:Choice Requires="wps">
             <w:drawing>
-              <wp:anchor distT="0" distB="0" distL="114300" distR="114300" simplePos="0" relativeHeight="251712512" behindDoc="0" locked="0" layoutInCell="1" allowOverlap="1" wp14:anchorId="5043EEC3" wp14:editId="42F213B9">
+              <wp:anchor distT="0" distB="0" distL="114300" distR="114300" simplePos="0" relativeHeight="251712512" behindDoc="0" locked="0" layoutInCell="1" allowOverlap="1" wp14:anchorId="5043EEC3" wp14:editId="14B29C8C">
                 <wp:simplePos x="0" y="0"/>
                 <wp:positionH relativeFrom="column">
                   <wp:posOffset>117764</wp:posOffset>
                 </wp:positionH>
                 <wp:positionV relativeFrom="paragraph">
-                  <wp:posOffset>27710</wp:posOffset>
+                  <wp:posOffset>31808</wp:posOffset>
                 </wp:positionV>
-                <wp:extent cx="7117484" cy="457200"/>
-                <wp:effectExtent l="0" t="0" r="7620" b="12700"/>
+                <wp:extent cx="7117484" cy="966354"/>
+                <wp:effectExtent l="0" t="0" r="7620" b="12065"/>
                 <wp:wrapNone/>
                 <wp:docPr id="784185103" name="Text Box 46"/>
                 <wp:cNvGraphicFramePr/>
@@ -5113,7 +5337,7 @@
                       <wps:spPr>
                         <a:xfrm>
                           <a:off x="0" y="0"/>
-                          <a:ext cx="7117484" cy="457200"/>
+                          <a:ext cx="7117484" cy="966354"/>
                         </a:xfrm>
                         <a:prstGeom prst="rect">
                           <a:avLst/>
@@ -5172,23 +5396,17 @@
                             <w:r>
                               <w:t>{% else %}</w:t>
                             </w:r>
-                          </w:p>
-                          <w:p>
+                            <w:r>
+                              <w:t xml:space="preserve"> </w:t>
+                            </w:r>
                             <w:r>
                               <w:t>N/A; N/A</w:t>
                             </w:r>
-                          </w:p>
-                          <w:p>
-                            <w:r>
-                              <w:t>{</w:t>
-                            </w:r>
-                            <w:proofErr w:type="gramStart"/>
-                            <w:r>
-                              <w:t>%  endif</w:t>
-                            </w:r>
-                            <w:proofErr w:type="gramEnd"/>
-                            <w:r>
-                              <w:t xml:space="preserve"> %}</w:t>
+                            <w:r>
+                              <w:t xml:space="preserve"> </w:t>
+                            </w:r>
+                            <w:r>
+                              <w:t>{%  endif %}</w:t>
                             </w:r>
                           </w:p>
                         </w:txbxContent>
@@ -5217,7 +5435,7 @@
                 <v:stroke joinstyle="miter"/>
                 <v:path gradientshapeok="t" o:connecttype="rect"/>
               </v:shapetype>
-              <v:shape id="_x0000_s1037" type="#_x0000_t202" style="position:absolute;margin-left:9.25pt;margin-top:2.2pt;width:560.45pt;height:36pt;z-index:251712512;visibility:visible;mso-wrap-style:square;mso-width-percent:0;mso-height-percent:0;mso-wrap-distance-left:9pt;mso-wrap-distance-top:0;mso-wrap-distance-right:9pt;mso-wrap-distance-bottom:0;mso-position-horizontal:absolute;mso-position-horizontal-relative:text;mso-position-vertical:absolute;mso-position-vertical-relative:text;mso-width-percent:0;mso-height-percent:0;mso-width-relative:margin;mso-height-relative:margin;v-text-anchor:top" o:gfxdata="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" fillcolor="white [3201]" strokeweight=".5pt">
+              <v:shape id="_x0000_s1037" type="#_x0000_t202" style="position:absolute;margin-left:9.25pt;margin-top:2.5pt;width:560.45pt;height:76.1pt;z-index:251712512;visibility:visible;mso-wrap-style:square;mso-width-percent:0;mso-height-percent:0;mso-wrap-distance-left:9pt;mso-wrap-distance-top:0;mso-wrap-distance-right:9pt;mso-wrap-distance-bottom:0;mso-position-horizontal:absolute;mso-position-horizontal-relative:text;mso-position-vertical:absolute;mso-position-vertical-relative:text;mso-width-percent:0;mso-height-percent:0;mso-width-relative:margin;mso-height-relative:margin;v-text-anchor:top" o:gfxdata="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" fillcolor="white [3201]" strokeweight=".5pt">
                 <v:textbox>
                   <w:txbxContent>
                     <w:p>
@@ -5263,23 +5481,17 @@
                       <w:r>
                         <w:t>{% else %}</w:t>
                       </w:r>
-                    </w:p>
-                    <w:p>
+                      <w:r>
+                        <w:t xml:space="preserve"> </w:t>
+                      </w:r>
                       <w:r>
                         <w:t>N/A; N/A</w:t>
                       </w:r>
-                    </w:p>
-                    <w:p>
-                      <w:r>
-                        <w:t>{</w:t>
-                      </w:r>
-                      <w:proofErr w:type="gramStart"/>
-                      <w:r>
-                        <w:t>%  endif</w:t>
-                      </w:r>
-                      <w:proofErr w:type="gramEnd"/>
-                      <w:r>
-                        <w:t xml:space="preserve"> %}</w:t>
+                      <w:r>
+                        <w:t xml:space="preserve"> </w:t>
+                      </w:r>
+                      <w:r>
+                        <w:t>{%  endif %}</w:t>
                       </w:r>
                     </w:p>
                   </w:txbxContent>
@@ -6848,7 +7060,19 @@
               <w:rPr>
                 <w:sz w:val="20"/>
               </w:rPr>
-              <w:t>Motion to Alter or Amend Judgment (Rule 59)</w:t>
+              <w:t xml:space="preserve">Motion to Alter or Amend Judgment </w:t>
+            </w:r>
+            <w:r>
+              <w:rPr>
+                <w:sz w:val="20"/>
+              </w:rPr>
+              <w:t xml:space="preserve">or Motion for New Trial </w:t>
+            </w:r>
+            <w:r>
+              <w:rPr>
+                <w:sz w:val="20"/>
+              </w:rPr>
+              <w:t>(Rule 59)</w:t>
             </w:r>
           </w:p>
         </w:tc>
@@ -10315,6 +10539,12 @@
           <w:sz w:val="20"/>
         </w:rPr>
         <w:t>" }} e-mail</w:t>
+      </w:r>
+      <w:r>
+        <w:rPr>
+          <w:sz w:val="20"/>
+        </w:rPr>
+        <w:t>/e-file</w:t>
       </w:r>
     </w:p>
     <w:p>
